--- a/public/resume/cover-letter-data.docx
+++ b/public/resume/cover-letter-data.docx
@@ -33,7 +33,7 @@
         </w:rPr>
         <w:t xml:space="preserve">✉ </w:t>
       </w:r>
-      <w:hyperlink w:history="1" r:id="rId1ijvbrtztilyh-qed502a">
+      <w:hyperlink w:history="1" r:id="rId9clzybtirqbsy7my9ulqt">
         <w:r>
           <w:rPr>
             <w:rFonts w:ascii="Calibri" w:cs="Calibri" w:eastAsia="Calibri" w:hAnsi="Calibri"/>
@@ -63,7 +63,7 @@
         </w:rPr>
         <w:t xml:space="preserve">• </w:t>
       </w:r>
-      <w:hyperlink w:history="1" r:id="rIdnhlgw6ecko1so1r71htt1">
+      <w:hyperlink w:history="1" r:id="rIdrbqlalvvtklqtki4xgcn1">
         <w:r>
           <w:rPr>
             <w:rFonts w:ascii="Calibri" w:cs="Calibri" w:eastAsia="Calibri" w:hAnsi="Calibri"/>
@@ -93,7 +93,7 @@
         </w:rPr>
         <w:t xml:space="preserve">⁠in </w:t>
       </w:r>
-      <w:hyperlink w:history="1" r:id="rIdvfalb_sssnu6gv1ujsden">
+      <w:hyperlink w:history="1" r:id="rIdu8gp2hjnaqpcbfnqun09u">
         <w:r>
           <w:rPr>
             <w:rFonts w:ascii="Calibri" w:cs="Calibri" w:eastAsia="Calibri" w:hAnsi="Calibri"/>
@@ -123,7 +123,7 @@
         </w:rPr>
         <w:t xml:space="preserve">◔ </w:t>
       </w:r>
-      <w:hyperlink w:history="1" r:id="rIdgi8eus_4kll8mq9o2sfs7">
+      <w:hyperlink w:history="1" r:id="rIdcrbjjhnotretndttoq3ur">
         <w:r>
           <w:rPr>
             <w:rFonts w:ascii="Calibri" w:cs="Calibri" w:eastAsia="Calibri" w:hAnsi="Calibri"/>

--- a/public/resume/cover-letter-data.docx
+++ b/public/resume/cover-letter-data.docx
@@ -33,7 +33,7 @@
         </w:rPr>
         <w:t xml:space="preserve">✉ </w:t>
       </w:r>
-      <w:hyperlink w:history="1" r:id="rId9clzybtirqbsy7my9ulqt">
+      <w:hyperlink w:history="1" r:id="rIdzds4bcfj5gmulyp195_dq">
         <w:r>
           <w:rPr>
             <w:rFonts w:ascii="Calibri" w:cs="Calibri" w:eastAsia="Calibri" w:hAnsi="Calibri"/>
@@ -63,7 +63,7 @@
         </w:rPr>
         <w:t xml:space="preserve">• </w:t>
       </w:r>
-      <w:hyperlink w:history="1" r:id="rIdrbqlalvvtklqtki4xgcn1">
+      <w:hyperlink w:history="1" r:id="rId1uf5drpvocavyn1wi6r0o">
         <w:r>
           <w:rPr>
             <w:rFonts w:ascii="Calibri" w:cs="Calibri" w:eastAsia="Calibri" w:hAnsi="Calibri"/>
@@ -93,7 +93,7 @@
         </w:rPr>
         <w:t xml:space="preserve">⁠in </w:t>
       </w:r>
-      <w:hyperlink w:history="1" r:id="rIdu8gp2hjnaqpcbfnqun09u">
+      <w:hyperlink w:history="1" r:id="rId3kkzhu9hdvap6l3qa6k2v">
         <w:r>
           <w:rPr>
             <w:rFonts w:ascii="Calibri" w:cs="Calibri" w:eastAsia="Calibri" w:hAnsi="Calibri"/>
@@ -123,7 +123,7 @@
         </w:rPr>
         <w:t xml:space="preserve">◔ </w:t>
       </w:r>
-      <w:hyperlink w:history="1" r:id="rIdcrbjjhnotretndttoq3ur">
+      <w:hyperlink w:history="1" r:id="rIdhxdxsjzmd-jfzcyvh5qf5">
         <w:r>
           <w:rPr>
             <w:rFonts w:ascii="Calibri" w:cs="Calibri" w:eastAsia="Calibri" w:hAnsi="Calibri"/>
